--- a/deliverables/گزارش-پژوهشی-مرحله-۱۴-ممیزی-ورودی-Memora.docx
+++ b/deliverables/گزارش-پژوهشی-مرحله-۱۴-ممیزی-ورودی-Memora.docx
@@ -3065,7 +3065,7 @@
           <w:rtl w:val="1"/>
           <w:lang w:val="fa-IR" w:bidi="fa-IR"/>
         </w:rPr>
-        <w:t>، مجتمع فوق تخصصی مغز و شناخت، استاد من در علوم اعصاب شناختی و تاییدکننده‌ی پروپوزال سپاسگزارم. از استاد نوری ولنده، استاد دانشگاهی درس پروژه، برای حمایت از پژوهش دقیق و ایده‌های نو سپاسگزارم.</w:t>
+        <w:t>، مجتمع فوق تخصصی مغز و شناخت، استاد من در علوم اعصاب شناختی و تاییدکننده‌ی پروپوزال سپاسگزارم. از استاد نوری، استاد دانشگاهی درس پروژه، برای حمایت از پژوهش دقیق و ایده‌های نو سپاسگزارم.</w:t>
       </w:r>
     </w:p>
     <w:p>
